--- a/project01/deliverables/三国斗阵_第二批英雄技能设计阅读稿_v0.3.docx
+++ b/project01/deliverables/三国斗阵_第二批英雄技能设计阅读稿_v0.3.docx
@@ -672,7 +672,7 @@
                 <w:color w:val="000000"/>
                 <w:sz w:val="16"/>
               </w:rPr>
-              <w:t>远程物理战术射手，推荐中后排。</w:t>
+              <w:t>远程物理战术射手，带领远程小兵；推荐中后排。</w:t>
             </w:r>
           </w:p>
         </w:tc>
@@ -705,7 +705,7 @@
                 <w:color w:val="000000"/>
                 <w:sz w:val="16"/>
               </w:rPr>
-              <w:t>前阵一箭蓄变势，后阵一箭消耗，再回前阵。</w:t>
+              <w:t>出两招积满号箭，号令本队远程小兵齐射；六星后每出一招再齐射。</w:t>
             </w:r>
           </w:p>
         </w:tc>
@@ -5314,7 +5314,7 @@
         <w:pageBreakBefore/>
       </w:pPr>
       <w:r>
-        <w:t>张郃  前后变阵</w:t>
+        <w:t>张郃  号令雁阵</w:t>
       </w:r>
     </w:p>
     <w:p>
@@ -5337,7 +5337,7 @@
           <w:color w:val="000000"/>
           <w:sz w:val="19"/>
         </w:rPr>
-        <w:t>远程物理战术射手；推荐中后排。</w:t>
+        <w:t>远程物理战术射手，带领远程小兵；推荐中后排。</w:t>
       </w:r>
     </w:p>
     <w:p>
@@ -5360,7 +5360,7 @@
           <w:color w:val="000000"/>
           <w:sz w:val="19"/>
         </w:rPr>
-        <w:t>前阵一箭蓄变势，后阵一箭消耗，再回前阵。</w:t>
+        <w:t>张郃出两招，号令本队弓手齐射；六星后出一招就能再次齐射。</w:t>
       </w:r>
     </w:p>
     <w:p>
@@ -5383,7 +5383,7 @@
           <w:color w:val="000000"/>
           <w:sz w:val="19"/>
         </w:rPr>
-        <w:t>变势。张郃的普攻先射当前一路最前方的合法敌人，命中后获得 1 点变势；下一次普攻消耗变势，射向同一路最后方的合法敌人。该路无人时改射当前目标；只有一名合法敌人时，两箭都射它。主动技能不获得或消耗变势，波次结束清空。</w:t>
+        <w:t>号箭。解锁 2 星后，张郃每次对合法主目标成功施放主动技能获得 1 枚号箭，初始 0 枚，最多 2 枚；一次技能即使命中多人也只获得 1 枚。满 2 枚时消耗，张郃与最多 2 名存活的本队远程小兵向该目标各补射一箭。没有小兵时张郃仍独自补射；目标在齐射前死亡时保留满额号箭，等下次有效出招再齐射。齐射不蓄箭、不改变小兵原本的普攻目标；波次结束清空。身上显示 0–2 枚号箭，齐射时有明确的号令和协同箭矢表现。</w:t>
       </w:r>
     </w:p>
     <w:p>
@@ -5618,7 +5618,7 @@
                 <w:color w:val="000000"/>
                 <w:sz w:val="16"/>
               </w:rPr>
-              <w:t>疾矢钉阵</w:t>
+              <w:t>钉阵矢</w:t>
               <w:br/>
               <w:t>主动</w:t>
             </w:r>
@@ -5653,7 +5653,7 @@
                 <w:color w:val="000000"/>
                 <w:sz w:val="16"/>
               </w:rPr>
-              <w:t>射击当前一路最前方的合法敌人，造成 190% 攻击的物理伤害，使其移动速度降低 30%，持续 3 秒。冷却 8 秒。</w:t>
+              <w:t>射击当前目标，造成 190% 攻击的物理伤害，使其移动速度降低 30%，持续 3 秒。冷却 8 秒。</w:t>
             </w:r>
           </w:p>
         </w:tc>
@@ -5686,7 +5686,7 @@
                 <w:color w:val="000000"/>
                 <w:sz w:val="16"/>
               </w:rPr>
-              <w:t>射击当前一路最前方敌人，造成 190% 物理伤害，减速 30%，持续 3 秒。</w:t>
+              <w:t>对当前目标造成 190% 物理伤害并减速 30%，持续 3 秒。</w:t>
             </w:r>
           </w:p>
         </w:tc>
@@ -5760,7 +5760,7 @@
                 <w:color w:val="000000"/>
                 <w:sz w:val="16"/>
               </w:rPr>
-              <w:t>兵无常势</w:t>
+              <w:t>雁阵齐射</w:t>
               <w:br/>
               <w:t>被动</w:t>
             </w:r>
@@ -5796,7 +5796,7 @@
                 <w:color w:val="000000"/>
                 <w:sz w:val="16"/>
               </w:rPr>
-              <w:t>启用变势，普攻按前阵蓄势、后阵消耗的顺序交替射击，变势最多 1 点。</w:t>
+              <w:t>启用号箭。每次成功施放主动技能获得 1 枚，最多 2 枚；满额时消耗 2 枚，张郃向该次技能主目标补射一箭，造成 110% 攻击的物理伤害，最多 2 名存活的本队远程小兵各额外射击一次，造成其自身 100% 攻击的物理伤害。没有小兵时张郃仍补射；目标死亡时保留号箭，待下次有效出招再齐射。</w:t>
             </w:r>
           </w:p>
         </w:tc>
@@ -5830,7 +5830,7 @@
                 <w:color w:val="000000"/>
                 <w:sz w:val="16"/>
               </w:rPr>
-              <w:t>普攻先射一路最前方敌人，下一箭改射最后方敌人，随后继续轮换。</w:t>
+              <w:t>出招积号箭，满 2 枚后与最多 2 名本队远程小兵齐射：张郃造成 110% 物理伤害，小兵各造成自身攻击的 100% 物理伤害。</w:t>
             </w:r>
           </w:p>
         </w:tc>
@@ -5902,7 +5902,7 @@
                 <w:color w:val="000000"/>
                 <w:sz w:val="16"/>
               </w:rPr>
-              <w:t>雁行断后</w:t>
+              <w:t>雁翼掩护</w:t>
               <w:br/>
               <w:t>主动</w:t>
             </w:r>
@@ -5937,7 +5937,7 @@
                 <w:color w:val="000000"/>
                 <w:sz w:val="16"/>
               </w:rPr>
-              <w:t>射击当前一路最后方的合法敌人，造成 210% 攻击的物理伤害，使其攻击降低 20%，持续 5 秒。冷却 11 秒。</w:t>
+              <w:t>射击当前目标，造成 140% 攻击的物理伤害；张郃和本队所有存活的远程小兵各获得相当于自身最大生命 8% 的护盾，持续 4 秒。冷却 12 秒。</w:t>
             </w:r>
           </w:p>
         </w:tc>
@@ -5970,7 +5970,7 @@
                 <w:color w:val="000000"/>
                 <w:sz w:val="16"/>
               </w:rPr>
-              <w:t>射击当前一路最后方敌人，造成 210% 物理伤害，使其攻击降低 20%，持续 5 秒。</w:t>
+              <w:t>对当前目标造成 140% 物理伤害；张郃与本队远程小兵获得 8% 最大生命护盾，持续 4 秒。</w:t>
             </w:r>
           </w:p>
         </w:tc>
@@ -6044,7 +6044,7 @@
                 <w:color w:val="000000"/>
                 <w:sz w:val="16"/>
               </w:rPr>
-              <w:t>雁阵齐射</w:t>
+              <w:t>齐射压阵</w:t>
               <w:br/>
               <w:t>被动</w:t>
             </w:r>
@@ -6080,7 +6080,7 @@
                 <w:color w:val="000000"/>
                 <w:sz w:val="16"/>
               </w:rPr>
-              <w:t>本队远程小兵造成的伤害提高 10%。</w:t>
+              <w:t>雁阵齐射发动时，使该次齐射的主目标攻击降低 20%，持续 4 秒；没有小兵参与时仍生效。</w:t>
             </w:r>
           </w:p>
         </w:tc>
@@ -6114,7 +6114,7 @@
                 <w:color w:val="000000"/>
                 <w:sz w:val="16"/>
               </w:rPr>
-              <w:t>本队远程小兵造成的伤害提高 10%。</w:t>
+              <w:t>雁阵齐射使目标攻击降低 20%，持续 4 秒。</w:t>
             </w:r>
           </w:p>
         </w:tc>
@@ -6186,7 +6186,7 @@
                 <w:color w:val="000000"/>
                 <w:sz w:val="16"/>
               </w:rPr>
-              <w:t>前后贯阵</w:t>
+              <w:t>贯阵箭</w:t>
               <w:br/>
               <w:t>主动</w:t>
             </w:r>
@@ -6221,7 +6221,7 @@
                 <w:color w:val="000000"/>
                 <w:sz w:val="16"/>
               </w:rPr>
-              <w:t>分别射击当前一路最前方与最后方的合法敌人，各造成 160% 攻击的物理伤害；只有一名合法敌人时，两箭均命中它。冷却 15 秒。</w:t>
+              <w:t>对当前目标造成 260% 攻击的物理伤害，并对其附近最多 2 名其他敌人各造成 120% 攻击的物理伤害。冷却 16 秒。</w:t>
             </w:r>
           </w:p>
         </w:tc>
@@ -6254,7 +6254,7 @@
                 <w:color w:val="000000"/>
                 <w:sz w:val="16"/>
               </w:rPr>
-              <w:t>分别射击一路最前方与最后方敌人，各造成 160% 物理伤害；只有一名敌人时两箭都命中它。</w:t>
+              <w:t>对当前目标造成 260% 物理伤害，附近最多 2 名敌人各受到 120% 物理伤害。</w:t>
             </w:r>
           </w:p>
         </w:tc>
@@ -6328,7 +6328,7 @@
                 <w:color w:val="000000"/>
                 <w:sz w:val="16"/>
               </w:rPr>
-              <w:t>回锋补箭</w:t>
+              <w:t>归雁令</w:t>
               <w:br/>
               <w:t>被动</w:t>
             </w:r>
@@ -6364,7 +6364,7 @@
                 <w:color w:val="000000"/>
                 <w:sz w:val="16"/>
               </w:rPr>
-              <w:t>消耗变势的后阵箭命中后，立即向该路最前方的合法敌人补射一箭，造成 70% 攻击的物理伤害；补箭不获得变势。</w:t>
+              <w:t>每次雁阵齐射结束后返还 1 枚号箭；返还号箭不会立刻再次触发齐射。</w:t>
             </w:r>
           </w:p>
         </w:tc>
@@ -6398,7 +6398,7 @@
                 <w:color w:val="000000"/>
                 <w:sz w:val="16"/>
               </w:rPr>
-              <w:t>后阵箭命中后，向该路最前方敌人补射一箭，造成 70% 物理伤害。</w:t>
+              <w:t>雁阵齐射后返还 1 枚号箭，下次出招即可再次齐射。</w:t>
             </w:r>
           </w:p>
         </w:tc>

--- a/project01/deliverables/三国斗阵_第二批英雄技能设计阅读稿_v0.3.docx
+++ b/project01/deliverables/三国斗阵_第二批英雄技能设计阅读稿_v0.3.docx
@@ -6456,7 +6456,7 @@
           <w:color w:val="000000"/>
           <w:sz w:val="19"/>
         </w:rPr>
-        <w:t>点火，火种爆炸让祝融身上亮一格；亮满三格放火浪，再点火。</w:t>
+        <w:t>一箭点火、一箭引爆；积满三格火势放火浪，再点火。</w:t>
       </w:r>
     </w:p>
     <w:p>
@@ -6479,7 +6479,7 @@
           <w:color w:val="000000"/>
           <w:sz w:val="19"/>
         </w:rPr>
-        <w:t>火势。祝融在敌人身上种下炎种。每枚炎种到期或宿主死亡时爆炸，并使祝融自身获得 1 点火势；火势最多 3 点，满 3 点时自动消耗，向当前一路放出火浪。没有合法目标时保留满额火势，等有目标再施放；波次结束清空。</w:t>
+        <w:t>火势。祝融在敌人身上种下炎种。普攻不为点火主动切换目标：命中前目标没有炎种就点火，已有炎种就引爆，本次不再补种。炎种到期或宿主死亡时也会爆炸；每枚炎种爆炸使祝融获得 1 点火势。火势最多 3 点，满 3 点时自动消耗，向当前一路放出火浪。没有合法目标时保留满额火势，等有目标再施放；波次结束清空。</w:t>
       </w:r>
     </w:p>
     <w:p>
@@ -6892,7 +6892,7 @@
                 <w:color w:val="000000"/>
                 <w:sz w:val="16"/>
               </w:rPr>
-              <w:t>启用火势。普攻优先攻击攻击范围内未带炎种的敌人并为其点火；没有此类敌人时照常攻击当前目标。每枚炎种爆炸使祝融获得 1 点火势，最多 3 点；满 3 点自动消耗，对当前一路最多 4 名敌人各造成 130% 攻击的物理伤害。</w:t>
+              <w:t>启用火势。普攻不为点火主动切换目标：命中前目标没有祝融的炎种时附加 1 枚；已有时立即引爆该枚，本次普攻不再补种。每枚炎种爆炸使祝融获得 1 点火势，最多 3 点；满 3 点自动消耗，对当前一路最多 4 名敌人各造成 130% 攻击的物理伤害。</w:t>
             </w:r>
           </w:p>
         </w:tc>
@@ -6926,7 +6926,7 @@
                 <w:color w:val="000000"/>
                 <w:sz w:val="16"/>
               </w:rPr>
-              <w:t>普攻优先为未着火敌人种炎种；每次炎种爆炸获得 1 点火势，满 3 点释放火浪，对当前一路最多 4 名敌人各造成 130% 物理伤害。</w:t>
+              <w:t>普攻不切目标：没有炎种时点火，已有时引爆且不补种；每枚炎种爆炸获得 1 点火势，满 3 点释放火浪，对当前一路最多 4 名敌人各造成 130% 物理伤害。</w:t>
             </w:r>
           </w:p>
         </w:tc>
@@ -7317,7 +7317,7 @@
                 <w:color w:val="000000"/>
                 <w:sz w:val="16"/>
               </w:rPr>
-              <w:t>场上至少有 1 枚祝融的炎种时，对当前目标造成 220% 攻击的物理伤害，并立即引爆所有已种炎种。同一次引爆中，同一敌人最多受到一次炎种爆炸伤害。冷却 15 秒。</w:t>
+              <w:t>对当前目标造成 220% 攻击的物理伤害。施法时场上若有祝融的炎种，则立即引爆所有已种炎种；若没有，则为当前目标附加 1 枚炎种。同一次引爆中，同一敌人最多受到一次炎种爆炸伤害。冷却 15 秒。</w:t>
             </w:r>
           </w:p>
         </w:tc>
@@ -7350,7 +7350,7 @@
                 <w:color w:val="000000"/>
                 <w:sz w:val="16"/>
               </w:rPr>
-              <w:t>对当前目标造成 220% 物理伤害，并立即引爆场上所有炎种。</w:t>
+              <w:t>对当前目标造成 220% 物理伤害；施法时有炎种则引爆全部，没有则给目标点火。</w:t>
             </w:r>
           </w:p>
         </w:tc>

--- a/project01/deliverables/三国斗阵_第二批英雄技能设计阅读稿_v0.3.docx
+++ b/project01/deliverables/三国斗阵_第二批英雄技能设计阅读稿_v0.3.docx
@@ -18,7 +18,7 @@
           <w:color w:val="000000"/>
           <w:sz w:val="19"/>
         </w:rPr>
-        <w:t>候选版 v0.3  |  7 名英雄  |  42 项技能</w:t>
+        <w:t>候选版 v0.3  |  8 名英雄  |  48 项技能  |  2026-10-13 追加关羽</w:t>
       </w:r>
     </w:p>
     <w:p>
@@ -919,6 +919,110 @@
                 <w:sz w:val="16"/>
               </w:rPr>
               <w:t>队长挨打，韩当备两箭；回射打人者并护住队友，再备箭。</w:t>
+            </w:r>
+          </w:p>
+        </w:tc>
+      </w:tr>
+      <w:tr>
+        <w:trPr>
+          <w:cantSplit/>
+        </w:trPr>
+        <w:tc>
+          <w:tcPr>
+            <w:tcW w:type="dxa" w:w="1037"/>
+            <w:vAlign w:val="center"/>
+            <w:tcBorders>
+              <w:top w:val="single" w:color="D9D9D9" w:sz="4"/>
+              <w:left w:val="single" w:color="D9D9D9" w:sz="4"/>
+              <w:bottom w:val="single" w:color="D9D9D9" w:sz="4"/>
+              <w:right w:val="single" w:color="D9D9D9" w:sz="4"/>
+            </w:tcBorders>
+            <w:tcMar>
+              <w:top w:w="75" w:type="dxa"/>
+              <w:left w:w="85" w:type="dxa"/>
+              <w:bottom w:w="75" w:type="dxa"/>
+              <w:right w:w="85" w:type="dxa"/>
+            </w:tcMar>
+          </w:tcPr>
+          <w:p>
+            <w:pPr>
+              <w:spacing w:after="0" w:line="269" w:lineRule="auto"/>
+            </w:pPr>
+            <w:r/>
+            <w:r>
+              <w:rPr>
+                <w:rFonts w:ascii="Microsoft YaHei" w:hAnsi="Microsoft YaHei" w:eastAsia="Microsoft YaHei"/>
+                <w:b w:val="0"/>
+                <w:color w:val="000000"/>
+                <w:sz w:val="16"/>
+              </w:rPr>
+              <w:t>关羽</w:t>
+            </w:r>
+          </w:p>
+        </w:tc>
+        <w:tc>
+          <w:tcPr>
+            <w:tcW w:type="dxa" w:w="3283"/>
+            <w:vAlign w:val="center"/>
+            <w:tcBorders>
+              <w:top w:val="single" w:color="D9D9D9" w:sz="4"/>
+              <w:left w:val="single" w:color="D9D9D9" w:sz="4"/>
+              <w:bottom w:val="single" w:color="D9D9D9" w:sz="4"/>
+              <w:right w:val="single" w:color="D9D9D9" w:sz="4"/>
+            </w:tcBorders>
+            <w:tcMar>
+              <w:top w:w="75" w:type="dxa"/>
+              <w:left w:w="85" w:type="dxa"/>
+              <w:bottom w:w="75" w:type="dxa"/>
+              <w:right w:w="85" w:type="dxa"/>
+            </w:tcMar>
+          </w:tcPr>
+          <w:p>
+            <w:pPr>
+              <w:spacing w:after="0" w:line="269" w:lineRule="auto"/>
+            </w:pPr>
+            <w:r/>
+            <w:r>
+              <w:rPr>
+                <w:rFonts w:ascii="Microsoft YaHei" w:hAnsi="Microsoft YaHei" w:eastAsia="Microsoft YaHei"/>
+                <w:b w:val="0"/>
+                <w:color w:val="000000"/>
+                <w:sz w:val="16"/>
+              </w:rPr>
+              <w:t>近战物理收割，距离300，近战小兵；前排或侧翼。</w:t>
+            </w:r>
+          </w:p>
+        </w:tc>
+        <w:tc>
+          <w:tcPr>
+            <w:tcW w:type="dxa" w:w="5962"/>
+            <w:vAlign w:val="center"/>
+            <w:tcBorders>
+              <w:top w:val="single" w:color="D9D9D9" w:sz="4"/>
+              <w:left w:val="single" w:color="D9D9D9" w:sz="4"/>
+              <w:bottom w:val="single" w:color="D9D9D9" w:sz="4"/>
+              <w:right w:val="single" w:color="D9D9D9" w:sz="4"/>
+            </w:tcBorders>
+            <w:tcMar>
+              <w:top w:w="75" w:type="dxa"/>
+              <w:left w:w="85" w:type="dxa"/>
+              <w:bottom w:w="75" w:type="dxa"/>
+              <w:right w:w="85" w:type="dxa"/>
+            </w:tcMar>
+          </w:tcPr>
+          <w:p>
+            <w:pPr>
+              <w:spacing w:after="0" w:line="269" w:lineRule="auto"/>
+            </w:pPr>
+            <w:r/>
+            <w:r>
+              <w:rPr>
+                <w:rFonts w:ascii="Microsoft YaHei" w:hAnsi="Microsoft YaHei" w:eastAsia="Microsoft YaHei"/>
+                <w:b w:val="0"/>
+                <w:color w:val="000000"/>
+                <w:sz w:val="16"/>
+              </w:rPr>
+              <w:t>收掉残血，积满三格，下一招打出三倍爆发。</w:t>
             </w:r>
           </w:p>
         </w:tc>
@@ -8596,6 +8700,1161 @@
         </w:tc>
       </w:tr>
     </w:tbl>
+    <w:p>
+      <w:pPr>
+        <w:pStyle w:val="Heading1"/>
+        <w:pageBreakBefore/>
+      </w:pPr>
+      <w:r>
+        <w:t>关羽  武圣临阵</w:t>
+      </w:r>
+    </w:p>
+    <w:p>
+      <w:pPr>
+        <w:spacing w:after="80"/>
+      </w:pPr>
+      <w:r>
+        <w:rPr>
+          <w:rFonts w:ascii="Microsoft YaHei" w:hAnsi="Microsoft YaHei" w:eastAsia="Microsoft YaHei"/>
+          <w:b/>
+          <w:color w:val="000000"/>
+          <w:sz w:val="19"/>
+        </w:rPr>
+        <w:t>定位：</w:t>
+      </w:r>
+      <w:r>
+        <w:rPr>
+          <w:rFonts w:ascii="Microsoft YaHei" w:hAnsi="Microsoft YaHei" w:eastAsia="Microsoft YaHei"/>
+          <w:b w:val="0"/>
+          <w:color w:val="000000"/>
+          <w:sz w:val="19"/>
+        </w:rPr>
+        <w:t>近战物理收割型输出，攻击距离300，带领近战小兵；推荐前排或侧翼。</w:t>
+      </w:r>
+    </w:p>
+    <w:p>
+      <w:pPr>
+        <w:spacing w:after="80"/>
+      </w:pPr>
+      <w:r>
+        <w:rPr>
+          <w:rFonts w:ascii="Microsoft YaHei" w:hAnsi="Microsoft YaHei" w:eastAsia="Microsoft YaHei"/>
+          <w:b/>
+          <w:color w:val="000000"/>
+          <w:sz w:val="19"/>
+        </w:rPr>
+        <w:t>核心职责：</w:t>
+      </w:r>
+      <w:r>
+        <w:rPr>
+          <w:rFonts w:ascii="Microsoft YaHei" w:hAnsi="Microsoft YaHei" w:eastAsia="Microsoft YaHei"/>
+          <w:b w:val="0"/>
+          <w:color w:val="000000"/>
+          <w:sz w:val="19"/>
+        </w:rPr>
+        <w:t>终结当前残血目标，把成功斩杀转化为下一次主动技能的强力爆发。</w:t>
+      </w:r>
+    </w:p>
+    <w:p>
+      <w:pPr>
+        <w:spacing w:after="80"/>
+      </w:pPr>
+      <w:r>
+        <w:rPr>
+          <w:rFonts w:ascii="Microsoft YaHei" w:hAnsi="Microsoft YaHei" w:eastAsia="Microsoft YaHei"/>
+          <w:b/>
+          <w:color w:val="000000"/>
+          <w:sz w:val="19"/>
+        </w:rPr>
+        <w:t>一句话循环：</w:t>
+      </w:r>
+      <w:r>
+        <w:rPr>
+          <w:rFonts w:ascii="Microsoft YaHei" w:hAnsi="Microsoft YaHei" w:eastAsia="Microsoft YaHei"/>
+          <w:b w:val="0"/>
+          <w:color w:val="000000"/>
+          <w:sz w:val="19"/>
+        </w:rPr>
+        <w:t>收掉残血，积满三格，下一招打出三倍爆发。</w:t>
+      </w:r>
+    </w:p>
+    <w:p>
+      <w:pPr>
+        <w:spacing w:after="80"/>
+      </w:pPr>
+      <w:r>
+        <w:rPr>
+          <w:rFonts w:ascii="Microsoft YaHei" w:hAnsi="Microsoft YaHei" w:eastAsia="Microsoft YaHei"/>
+          <w:b/>
+          <w:color w:val="000000"/>
+          <w:sz w:val="19"/>
+        </w:rPr>
+        <w:t>核心机制：</w:t>
+      </w:r>
+      <w:r>
+        <w:rPr>
+          <w:rFonts w:ascii="Microsoft YaHei" w:hAnsi="Microsoft YaHei" w:eastAsia="Microsoft YaHei"/>
+          <w:b w:val="0"/>
+          <w:color w:val="000000"/>
+          <w:sz w:val="19"/>
+        </w:rPr>
+        <w:t>武威。解锁 2 星后，当前有效仇恨目标生命低于 10% 时，立即执行斩杀；普通小兵、队长、精英和 Boss 均适用。每次成功斩杀获得 1 点武威，初始 0 点，上限 3 点。满 3 点后保留，直到下一次主动技能首次有效命中时消耗全部武威；该次技能对全部目标、全部伤害段均必定暴击，固定为 3 倍伤害，不再叠乘普通暴击倍率。无有效命中则保留武威。强化资格在该次主动施放时锁定，进行中的技能不会因途中积满武威而变成强化；波次结束清空。</w:t>
+      </w:r>
+    </w:p>
+    <w:p>
+      <w:pPr>
+        <w:pStyle w:val="Heading2"/>
+      </w:pPr>
+      <w:r>
+        <w:t>六技能设计</w:t>
+      </w:r>
+    </w:p>
+    <w:tbl>
+      <w:tblPr>
+        <w:tblStyle w:val="TableGrid"/>
+        <w:tblW w:type="dxa" w:w="10282"/>
+        <w:tblLayout w:type="fixed"/>
+        <w:tblLook w:firstColumn="1" w:firstRow="1" w:lastColumn="0" w:lastRow="0" w:noHBand="0" w:noVBand="1" w:val="04A0"/>
+      </w:tblPr>
+      <w:tblGrid>
+        <w:gridCol w:w="720"/>
+        <w:gridCol w:w="1584"/>
+        <w:gridCol w:w="4003"/>
+        <w:gridCol w:w="3974"/>
+      </w:tblGrid>
+      <w:tr>
+        <w:trPr>
+          <w:tblHeader w:val="true"/>
+          <w:cantSplit/>
+        </w:trPr>
+        <w:tc>
+          <w:tcPr>
+            <w:tcW w:type="dxa" w:w="720"/>
+            <w:vAlign w:val="center"/>
+            <w:tcBorders>
+              <w:top w:val="single" w:color="D9D9D9" w:sz="4"/>
+              <w:left w:val="single" w:color="D9D9D9" w:sz="4"/>
+              <w:bottom w:val="single" w:color="D9D9D9" w:sz="4"/>
+              <w:right w:val="single" w:color="D9D9D9" w:sz="4"/>
+            </w:tcBorders>
+            <w:tcMar>
+              <w:top w:w="75" w:type="dxa"/>
+              <w:left w:w="85" w:type="dxa"/>
+              <w:bottom w:w="75" w:type="dxa"/>
+              <w:right w:w="85" w:type="dxa"/>
+            </w:tcMar>
+            <w:shd w:fill="39424A"/>
+          </w:tcPr>
+          <w:p>
+            <w:pPr>
+              <w:spacing w:after="0" w:line="269" w:lineRule="auto"/>
+              <w:jc w:val="center"/>
+            </w:pPr>
+            <w:r/>
+            <w:r>
+              <w:rPr>
+                <w:rFonts w:ascii="Microsoft YaHei" w:hAnsi="Microsoft YaHei" w:eastAsia="Microsoft YaHei"/>
+                <w:b/>
+                <w:color w:val="FFFFFF"/>
+                <w:sz w:val="16"/>
+              </w:rPr>
+              <w:t>星级</w:t>
+            </w:r>
+          </w:p>
+        </w:tc>
+        <w:tc>
+          <w:tcPr>
+            <w:tcW w:type="dxa" w:w="1584"/>
+            <w:vAlign w:val="center"/>
+            <w:tcBorders>
+              <w:top w:val="single" w:color="D9D9D9" w:sz="4"/>
+              <w:left w:val="single" w:color="D9D9D9" w:sz="4"/>
+              <w:bottom w:val="single" w:color="D9D9D9" w:sz="4"/>
+              <w:right w:val="single" w:color="D9D9D9" w:sz="4"/>
+            </w:tcBorders>
+            <w:tcMar>
+              <w:top w:w="75" w:type="dxa"/>
+              <w:left w:w="85" w:type="dxa"/>
+              <w:bottom w:w="75" w:type="dxa"/>
+              <w:right w:w="85" w:type="dxa"/>
+            </w:tcMar>
+            <w:shd w:fill="39424A"/>
+          </w:tcPr>
+          <w:p>
+            <w:pPr>
+              <w:spacing w:after="0" w:line="269" w:lineRule="auto"/>
+              <w:jc w:val="center"/>
+            </w:pPr>
+            <w:r/>
+            <w:r>
+              <w:rPr>
+                <w:rFonts w:ascii="Microsoft YaHei" w:hAnsi="Microsoft YaHei" w:eastAsia="Microsoft YaHei"/>
+                <w:b/>
+                <w:color w:val="FFFFFF"/>
+                <w:sz w:val="16"/>
+              </w:rPr>
+              <w:t>技能</w:t>
+            </w:r>
+          </w:p>
+        </w:tc>
+        <w:tc>
+          <w:tcPr>
+            <w:tcW w:type="dxa" w:w="4003"/>
+            <w:vAlign w:val="center"/>
+            <w:tcBorders>
+              <w:top w:val="single" w:color="D9D9D9" w:sz="4"/>
+              <w:left w:val="single" w:color="D9D9D9" w:sz="4"/>
+              <w:bottom w:val="single" w:color="D9D9D9" w:sz="4"/>
+              <w:right w:val="single" w:color="D9D9D9" w:sz="4"/>
+            </w:tcBorders>
+            <w:tcMar>
+              <w:top w:w="75" w:type="dxa"/>
+              <w:left w:w="85" w:type="dxa"/>
+              <w:bottom w:w="75" w:type="dxa"/>
+              <w:right w:w="85" w:type="dxa"/>
+            </w:tcMar>
+            <w:shd w:fill="39424A"/>
+          </w:tcPr>
+          <w:p>
+            <w:pPr>
+              <w:spacing w:after="0" w:line="269" w:lineRule="auto"/>
+            </w:pPr>
+            <w:r/>
+            <w:r>
+              <w:rPr>
+                <w:rFonts w:ascii="Microsoft YaHei" w:hAnsi="Microsoft YaHei" w:eastAsia="Microsoft YaHei"/>
+                <w:b/>
+                <w:color w:val="FFFFFF"/>
+                <w:sz w:val="16"/>
+              </w:rPr>
+              <w:t>正式效果与自动规则</w:t>
+            </w:r>
+          </w:p>
+        </w:tc>
+        <w:tc>
+          <w:tcPr>
+            <w:tcW w:type="dxa" w:w="3974"/>
+            <w:vAlign w:val="center"/>
+            <w:tcBorders>
+              <w:top w:val="single" w:color="D9D9D9" w:sz="4"/>
+              <w:left w:val="single" w:color="D9D9D9" w:sz="4"/>
+              <w:bottom w:val="single" w:color="D9D9D9" w:sz="4"/>
+              <w:right w:val="single" w:color="D9D9D9" w:sz="4"/>
+            </w:tcBorders>
+            <w:tcMar>
+              <w:top w:w="75" w:type="dxa"/>
+              <w:left w:w="85" w:type="dxa"/>
+              <w:bottom w:w="75" w:type="dxa"/>
+              <w:right w:w="85" w:type="dxa"/>
+            </w:tcMar>
+            <w:shd w:fill="39424A"/>
+          </w:tcPr>
+          <w:p>
+            <w:pPr>
+              <w:spacing w:after="0" w:line="269" w:lineRule="auto"/>
+            </w:pPr>
+            <w:r/>
+            <w:r>
+              <w:rPr>
+                <w:rFonts w:ascii="Microsoft YaHei" w:hAnsi="Microsoft YaHei" w:eastAsia="Microsoft YaHei"/>
+                <w:b/>
+                <w:color w:val="FFFFFF"/>
+                <w:sz w:val="16"/>
+              </w:rPr>
+              <w:t>游戏内描述建议</w:t>
+            </w:r>
+          </w:p>
+        </w:tc>
+      </w:tr>
+      <w:tr>
+        <w:trPr>
+          <w:cantSplit/>
+        </w:trPr>
+        <w:tc>
+          <w:tcPr>
+            <w:tcW w:type="dxa" w:w="720"/>
+            <w:vAlign w:val="center"/>
+            <w:tcBorders>
+              <w:top w:val="single" w:color="D9D9D9" w:sz="4"/>
+              <w:left w:val="single" w:color="D9D9D9" w:sz="4"/>
+              <w:bottom w:val="single" w:color="D9D9D9" w:sz="4"/>
+              <w:right w:val="single" w:color="D9D9D9" w:sz="4"/>
+            </w:tcBorders>
+            <w:tcMar>
+              <w:top w:w="75" w:type="dxa"/>
+              <w:left w:w="85" w:type="dxa"/>
+              <w:bottom w:w="75" w:type="dxa"/>
+              <w:right w:w="85" w:type="dxa"/>
+            </w:tcMar>
+          </w:tcPr>
+          <w:p>
+            <w:pPr>
+              <w:spacing w:after="0" w:line="269" w:lineRule="auto"/>
+              <w:jc w:val="center"/>
+            </w:pPr>
+            <w:r/>
+            <w:r>
+              <w:rPr>
+                <w:rFonts w:ascii="Microsoft YaHei" w:hAnsi="Microsoft YaHei" w:eastAsia="Microsoft YaHei"/>
+                <w:b w:val="0"/>
+                <w:color w:val="000000"/>
+                <w:sz w:val="16"/>
+              </w:rPr>
+              <w:t>1 星</w:t>
+            </w:r>
+          </w:p>
+        </w:tc>
+        <w:tc>
+          <w:tcPr>
+            <w:tcW w:type="dxa" w:w="1584"/>
+            <w:vAlign w:val="center"/>
+            <w:tcBorders>
+              <w:top w:val="single" w:color="D9D9D9" w:sz="4"/>
+              <w:left w:val="single" w:color="D9D9D9" w:sz="4"/>
+              <w:bottom w:val="single" w:color="D9D9D9" w:sz="4"/>
+              <w:right w:val="single" w:color="D9D9D9" w:sz="4"/>
+            </w:tcBorders>
+            <w:tcMar>
+              <w:top w:w="75" w:type="dxa"/>
+              <w:left w:w="85" w:type="dxa"/>
+              <w:bottom w:w="75" w:type="dxa"/>
+              <w:right w:w="85" w:type="dxa"/>
+            </w:tcMar>
+          </w:tcPr>
+          <w:p>
+            <w:pPr>
+              <w:spacing w:after="0" w:line="269" w:lineRule="auto"/>
+            </w:pPr>
+            <w:r/>
+            <w:r>
+              <w:rPr>
+                <w:rFonts w:ascii="Microsoft YaHei" w:hAnsi="Microsoft YaHei" w:eastAsia="Microsoft YaHei"/>
+                <w:b/>
+                <w:color w:val="000000"/>
+                <w:sz w:val="16"/>
+              </w:rPr>
+              <w:t>武圣回旋</w:t>
+              <w:br/>
+              <w:t>主动</w:t>
+            </w:r>
+          </w:p>
+        </w:tc>
+        <w:tc>
+          <w:tcPr>
+            <w:tcW w:type="dxa" w:w="4003"/>
+            <w:vAlign w:val="center"/>
+            <w:tcBorders>
+              <w:top w:val="single" w:color="D9D9D9" w:sz="4"/>
+              <w:left w:val="single" w:color="D9D9D9" w:sz="4"/>
+              <w:bottom w:val="single" w:color="D9D9D9" w:sz="4"/>
+              <w:right w:val="single" w:color="D9D9D9" w:sz="4"/>
+            </w:tcBorders>
+            <w:tcMar>
+              <w:top w:w="75" w:type="dxa"/>
+              <w:left w:w="85" w:type="dxa"/>
+              <w:bottom w:w="75" w:type="dxa"/>
+              <w:right w:w="85" w:type="dxa"/>
+            </w:tcMar>
+          </w:tcPr>
+          <w:p>
+            <w:pPr>
+              <w:spacing w:after="0" w:line="269" w:lineRule="auto"/>
+            </w:pPr>
+            <w:r/>
+            <w:r>
+              <w:rPr>
+                <w:rFonts w:ascii="Microsoft YaHei" w:hAnsi="Microsoft YaHei" w:eastAsia="Microsoft YaHei"/>
+                <w:b w:val="0"/>
+                <w:color w:val="000000"/>
+                <w:sz w:val="16"/>
+              </w:rPr>
+              <w:t>原地旋转 2 秒，每 0.5 秒攻击一次，共 4 次。每次攻击自身附近最多 3 名敌人，各造成 50% 攻击的物理伤害；每次分别筛选仍在范围内的敌人。期间暂停普攻和其他主动技能。冷却 8 秒；无合法攻击目标时不施放。</w:t>
+            </w:r>
+          </w:p>
+        </w:tc>
+        <w:tc>
+          <w:tcPr>
+            <w:tcW w:type="dxa" w:w="3974"/>
+            <w:vAlign w:val="center"/>
+            <w:tcBorders>
+              <w:top w:val="single" w:color="D9D9D9" w:sz="4"/>
+              <w:left w:val="single" w:color="D9D9D9" w:sz="4"/>
+              <w:bottom w:val="single" w:color="D9D9D9" w:sz="4"/>
+              <w:right w:val="single" w:color="D9D9D9" w:sz="4"/>
+            </w:tcBorders>
+            <w:tcMar>
+              <w:top w:w="75" w:type="dxa"/>
+              <w:left w:w="85" w:type="dxa"/>
+              <w:bottom w:w="75" w:type="dxa"/>
+              <w:right w:w="85" w:type="dxa"/>
+            </w:tcMar>
+          </w:tcPr>
+          <w:p>
+            <w:pPr>
+              <w:spacing w:after="0" w:line="269" w:lineRule="auto"/>
+            </w:pPr>
+            <w:r/>
+            <w:r>
+              <w:rPr>
+                <w:rFonts w:ascii="Microsoft YaHei" w:hAnsi="Microsoft YaHei" w:eastAsia="Microsoft YaHei"/>
+                <w:b w:val="0"/>
+                <w:color w:val="000000"/>
+                <w:sz w:val="16"/>
+              </w:rPr>
+              <w:t>旋转2秒，每0.5秒攻击附近最多3名敌人一次，每次造成50%攻击的物理伤害。冷却8秒。</w:t>
+            </w:r>
+          </w:p>
+        </w:tc>
+      </w:tr>
+      <w:tr>
+        <w:trPr>
+          <w:cantSplit/>
+        </w:trPr>
+        <w:tc>
+          <w:tcPr>
+            <w:tcW w:type="dxa" w:w="720"/>
+            <w:vAlign w:val="center"/>
+            <w:tcBorders>
+              <w:top w:val="single" w:color="D9D9D9" w:sz="4"/>
+              <w:left w:val="single" w:color="D9D9D9" w:sz="4"/>
+              <w:bottom w:val="single" w:color="D9D9D9" w:sz="4"/>
+              <w:right w:val="single" w:color="D9D9D9" w:sz="4"/>
+            </w:tcBorders>
+            <w:tcMar>
+              <w:top w:w="75" w:type="dxa"/>
+              <w:left w:w="85" w:type="dxa"/>
+              <w:bottom w:w="75" w:type="dxa"/>
+              <w:right w:w="85" w:type="dxa"/>
+            </w:tcMar>
+            <w:shd w:fill="F7F9FA"/>
+          </w:tcPr>
+          <w:p>
+            <w:pPr>
+              <w:spacing w:after="0" w:line="269" w:lineRule="auto"/>
+              <w:jc w:val="center"/>
+            </w:pPr>
+            <w:r/>
+            <w:r>
+              <w:rPr>
+                <w:rFonts w:ascii="Microsoft YaHei" w:hAnsi="Microsoft YaHei" w:eastAsia="Microsoft YaHei"/>
+                <w:b w:val="0"/>
+                <w:color w:val="000000"/>
+                <w:sz w:val="16"/>
+              </w:rPr>
+              <w:t>2 星</w:t>
+            </w:r>
+          </w:p>
+        </w:tc>
+        <w:tc>
+          <w:tcPr>
+            <w:tcW w:type="dxa" w:w="1584"/>
+            <w:vAlign w:val="center"/>
+            <w:tcBorders>
+              <w:top w:val="single" w:color="D9D9D9" w:sz="4"/>
+              <w:left w:val="single" w:color="D9D9D9" w:sz="4"/>
+              <w:bottom w:val="single" w:color="D9D9D9" w:sz="4"/>
+              <w:right w:val="single" w:color="D9D9D9" w:sz="4"/>
+            </w:tcBorders>
+            <w:tcMar>
+              <w:top w:w="75" w:type="dxa"/>
+              <w:left w:w="85" w:type="dxa"/>
+              <w:bottom w:w="75" w:type="dxa"/>
+              <w:right w:w="85" w:type="dxa"/>
+            </w:tcMar>
+            <w:shd w:fill="F7F9FA"/>
+          </w:tcPr>
+          <w:p>
+            <w:pPr>
+              <w:spacing w:after="0" w:line="269" w:lineRule="auto"/>
+            </w:pPr>
+            <w:r/>
+            <w:r>
+              <w:rPr>
+                <w:rFonts w:ascii="Microsoft YaHei" w:hAnsi="Microsoft YaHei" w:eastAsia="Microsoft YaHei"/>
+                <w:b/>
+                <w:color w:val="000000"/>
+                <w:sz w:val="16"/>
+              </w:rPr>
+              <w:t>武威斩将</w:t>
+              <w:br/>
+              <w:t>被动</w:t>
+            </w:r>
+          </w:p>
+        </w:tc>
+        <w:tc>
+          <w:tcPr>
+            <w:tcW w:type="dxa" w:w="4003"/>
+            <w:vAlign w:val="center"/>
+            <w:tcBorders>
+              <w:top w:val="single" w:color="D9D9D9" w:sz="4"/>
+              <w:left w:val="single" w:color="D9D9D9" w:sz="4"/>
+              <w:bottom w:val="single" w:color="D9D9D9" w:sz="4"/>
+              <w:right w:val="single" w:color="D9D9D9" w:sz="4"/>
+            </w:tcBorders>
+            <w:tcMar>
+              <w:top w:w="75" w:type="dxa"/>
+              <w:left w:w="85" w:type="dxa"/>
+              <w:bottom w:w="75" w:type="dxa"/>
+              <w:right w:w="85" w:type="dxa"/>
+            </w:tcMar>
+            <w:shd w:fill="F7F9FA"/>
+          </w:tcPr>
+          <w:p>
+            <w:pPr>
+              <w:spacing w:after="0" w:line="269" w:lineRule="auto"/>
+            </w:pPr>
+            <w:r/>
+            <w:r>
+              <w:rPr>
+                <w:rFonts w:ascii="Microsoft YaHei" w:hAnsi="Microsoft YaHei" w:eastAsia="Microsoft YaHei"/>
+                <w:b w:val="0"/>
+                <w:color w:val="000000"/>
+                <w:sz w:val="16"/>
+              </w:rPr>
+              <w:t>启用武威。当前有效仇恨目标生命低于 10% 时执行斩杀，包括 Boss；每次成功斩杀获得 1 点武威，最多 3 点。满额强化下一次主动技能，其全部伤害段与目标均为固定 3 倍暴击，首次有效命中时消耗全部武威。</w:t>
+            </w:r>
+          </w:p>
+        </w:tc>
+        <w:tc>
+          <w:tcPr>
+            <w:tcW w:type="dxa" w:w="3974"/>
+            <w:vAlign w:val="center"/>
+            <w:tcBorders>
+              <w:top w:val="single" w:color="D9D9D9" w:sz="4"/>
+              <w:left w:val="single" w:color="D9D9D9" w:sz="4"/>
+              <w:bottom w:val="single" w:color="D9D9D9" w:sz="4"/>
+              <w:right w:val="single" w:color="D9D9D9" w:sz="4"/>
+            </w:tcBorders>
+            <w:tcMar>
+              <w:top w:w="75" w:type="dxa"/>
+              <w:left w:w="85" w:type="dxa"/>
+              <w:bottom w:w="75" w:type="dxa"/>
+              <w:right w:w="85" w:type="dxa"/>
+            </w:tcMar>
+            <w:shd w:fill="F7F9FA"/>
+          </w:tcPr>
+          <w:p>
+            <w:pPr>
+              <w:spacing w:after="0" w:line="269" w:lineRule="auto"/>
+            </w:pPr>
+            <w:r/>
+            <w:r>
+              <w:rPr>
+                <w:rFonts w:ascii="Microsoft YaHei" w:hAnsi="Microsoft YaHei" w:eastAsia="Microsoft YaHei"/>
+                <w:b w:val="0"/>
+                <w:color w:val="000000"/>
+                <w:sz w:val="16"/>
+              </w:rPr>
+              <w:t>当前目标生命低于10%时斩杀，包括Boss。成功斩杀积1点武威；满3点强化下一次主动，全部伤害为固定3倍暴击。</w:t>
+            </w:r>
+          </w:p>
+        </w:tc>
+      </w:tr>
+      <w:tr>
+        <w:trPr>
+          <w:cantSplit/>
+        </w:trPr>
+        <w:tc>
+          <w:tcPr>
+            <w:tcW w:type="dxa" w:w="720"/>
+            <w:vAlign w:val="center"/>
+            <w:tcBorders>
+              <w:top w:val="single" w:color="D9D9D9" w:sz="4"/>
+              <w:left w:val="single" w:color="D9D9D9" w:sz="4"/>
+              <w:bottom w:val="single" w:color="D9D9D9" w:sz="4"/>
+              <w:right w:val="single" w:color="D9D9D9" w:sz="4"/>
+            </w:tcBorders>
+            <w:tcMar>
+              <w:top w:w="75" w:type="dxa"/>
+              <w:left w:w="85" w:type="dxa"/>
+              <w:bottom w:w="75" w:type="dxa"/>
+              <w:right w:w="85" w:type="dxa"/>
+            </w:tcMar>
+          </w:tcPr>
+          <w:p>
+            <w:pPr>
+              <w:spacing w:after="0" w:line="269" w:lineRule="auto"/>
+              <w:jc w:val="center"/>
+            </w:pPr>
+            <w:r/>
+            <w:r>
+              <w:rPr>
+                <w:rFonts w:ascii="Microsoft YaHei" w:hAnsi="Microsoft YaHei" w:eastAsia="Microsoft YaHei"/>
+                <w:b w:val="0"/>
+                <w:color w:val="000000"/>
+                <w:sz w:val="16"/>
+              </w:rPr>
+              <w:t>3 星</w:t>
+            </w:r>
+          </w:p>
+        </w:tc>
+        <w:tc>
+          <w:tcPr>
+            <w:tcW w:type="dxa" w:w="1584"/>
+            <w:vAlign w:val="center"/>
+            <w:tcBorders>
+              <w:top w:val="single" w:color="D9D9D9" w:sz="4"/>
+              <w:left w:val="single" w:color="D9D9D9" w:sz="4"/>
+              <w:bottom w:val="single" w:color="D9D9D9" w:sz="4"/>
+              <w:right w:val="single" w:color="D9D9D9" w:sz="4"/>
+            </w:tcBorders>
+            <w:tcMar>
+              <w:top w:w="75" w:type="dxa"/>
+              <w:left w:w="85" w:type="dxa"/>
+              <w:bottom w:w="75" w:type="dxa"/>
+              <w:right w:w="85" w:type="dxa"/>
+            </w:tcMar>
+          </w:tcPr>
+          <w:p>
+            <w:pPr>
+              <w:spacing w:after="0" w:line="269" w:lineRule="auto"/>
+            </w:pPr>
+            <w:r/>
+            <w:r>
+              <w:rPr>
+                <w:rFonts w:ascii="Microsoft YaHei" w:hAnsi="Microsoft YaHei" w:eastAsia="Microsoft YaHei"/>
+                <w:b/>
+                <w:color w:val="000000"/>
+                <w:sz w:val="16"/>
+              </w:rPr>
+              <w:t>腾跃破军</w:t>
+              <w:br/>
+              <w:t>主动</w:t>
+            </w:r>
+          </w:p>
+        </w:tc>
+        <w:tc>
+          <w:tcPr>
+            <w:tcW w:type="dxa" w:w="4003"/>
+            <w:vAlign w:val="center"/>
+            <w:tcBorders>
+              <w:top w:val="single" w:color="D9D9D9" w:sz="4"/>
+              <w:left w:val="single" w:color="D9D9D9" w:sz="4"/>
+              <w:bottom w:val="single" w:color="D9D9D9" w:sz="4"/>
+              <w:right w:val="single" w:color="D9D9D9" w:sz="4"/>
+            </w:tcBorders>
+            <w:tcMar>
+              <w:top w:w="75" w:type="dxa"/>
+              <w:left w:w="85" w:type="dxa"/>
+              <w:bottom w:w="75" w:type="dxa"/>
+              <w:right w:w="85" w:type="dxa"/>
+            </w:tcMar>
+          </w:tcPr>
+          <w:p>
+            <w:pPr>
+              <w:spacing w:after="0" w:line="269" w:lineRule="auto"/>
+            </w:pPr>
+            <w:r/>
+            <w:r>
+              <w:rPr>
+                <w:rFonts w:ascii="Microsoft YaHei" w:hAnsi="Microsoft YaHei" w:eastAsia="Microsoft YaHei"/>
+                <w:b w:val="0"/>
+                <w:color w:val="000000"/>
+                <w:sz w:val="16"/>
+              </w:rPr>
+              <w:t>大跳至当前目标的位置，落地攻击区域内最多 3 名敌人，各造成 220% 攻击的物理伤害，并降低移动速度 30%，持续 3 秒。起跳时锁定落点，不在空中追踪目标；主目标途中死亡仍落向锁定位置，对落地区域合法敌人结算。关羽本人实际跳至落点并留在那里。冷却 12 秒；起跳前无合法目标时不施放。</w:t>
+            </w:r>
+          </w:p>
+        </w:tc>
+        <w:tc>
+          <w:tcPr>
+            <w:tcW w:type="dxa" w:w="3974"/>
+            <w:vAlign w:val="center"/>
+            <w:tcBorders>
+              <w:top w:val="single" w:color="D9D9D9" w:sz="4"/>
+              <w:left w:val="single" w:color="D9D9D9" w:sz="4"/>
+              <w:bottom w:val="single" w:color="D9D9D9" w:sz="4"/>
+              <w:right w:val="single" w:color="D9D9D9" w:sz="4"/>
+            </w:tcBorders>
+            <w:tcMar>
+              <w:top w:w="75" w:type="dxa"/>
+              <w:left w:w="85" w:type="dxa"/>
+              <w:bottom w:w="75" w:type="dxa"/>
+              <w:right w:w="85" w:type="dxa"/>
+            </w:tcMar>
+          </w:tcPr>
+          <w:p>
+            <w:pPr>
+              <w:spacing w:after="0" w:line="269" w:lineRule="auto"/>
+            </w:pPr>
+            <w:r/>
+            <w:r>
+              <w:rPr>
+                <w:rFonts w:ascii="Microsoft YaHei" w:hAnsi="Microsoft YaHei" w:eastAsia="Microsoft YaHei"/>
+                <w:b w:val="0"/>
+                <w:color w:val="000000"/>
+                <w:sz w:val="16"/>
+              </w:rPr>
+              <w:t>跳至目标位置，落地对最多3名敌人各造成220%攻击的物理伤害，减速30%，持续3秒。冷却12秒。</w:t>
+            </w:r>
+          </w:p>
+        </w:tc>
+      </w:tr>
+      <w:tr>
+        <w:trPr>
+          <w:cantSplit/>
+        </w:trPr>
+        <w:tc>
+          <w:tcPr>
+            <w:tcW w:type="dxa" w:w="720"/>
+            <w:vAlign w:val="center"/>
+            <w:tcBorders>
+              <w:top w:val="single" w:color="D9D9D9" w:sz="4"/>
+              <w:left w:val="single" w:color="D9D9D9" w:sz="4"/>
+              <w:bottom w:val="single" w:color="D9D9D9" w:sz="4"/>
+              <w:right w:val="single" w:color="D9D9D9" w:sz="4"/>
+            </w:tcBorders>
+            <w:tcMar>
+              <w:top w:w="75" w:type="dxa"/>
+              <w:left w:w="85" w:type="dxa"/>
+              <w:bottom w:w="75" w:type="dxa"/>
+              <w:right w:w="85" w:type="dxa"/>
+            </w:tcMar>
+            <w:shd w:fill="F7F9FA"/>
+          </w:tcPr>
+          <w:p>
+            <w:pPr>
+              <w:spacing w:after="0" w:line="269" w:lineRule="auto"/>
+              <w:jc w:val="center"/>
+            </w:pPr>
+            <w:r/>
+            <w:r>
+              <w:rPr>
+                <w:rFonts w:ascii="Microsoft YaHei" w:hAnsi="Microsoft YaHei" w:eastAsia="Microsoft YaHei"/>
+                <w:b w:val="0"/>
+                <w:color w:val="000000"/>
+                <w:sz w:val="16"/>
+              </w:rPr>
+              <w:t>4 星</w:t>
+            </w:r>
+          </w:p>
+        </w:tc>
+        <w:tc>
+          <w:tcPr>
+            <w:tcW w:type="dxa" w:w="1584"/>
+            <w:vAlign w:val="center"/>
+            <w:tcBorders>
+              <w:top w:val="single" w:color="D9D9D9" w:sz="4"/>
+              <w:left w:val="single" w:color="D9D9D9" w:sz="4"/>
+              <w:bottom w:val="single" w:color="D9D9D9" w:sz="4"/>
+              <w:right w:val="single" w:color="D9D9D9" w:sz="4"/>
+            </w:tcBorders>
+            <w:tcMar>
+              <w:top w:w="75" w:type="dxa"/>
+              <w:left w:w="85" w:type="dxa"/>
+              <w:bottom w:w="75" w:type="dxa"/>
+              <w:right w:w="85" w:type="dxa"/>
+            </w:tcMar>
+            <w:shd w:fill="F7F9FA"/>
+          </w:tcPr>
+          <w:p>
+            <w:pPr>
+              <w:spacing w:after="0" w:line="269" w:lineRule="auto"/>
+            </w:pPr>
+            <w:r/>
+            <w:r>
+              <w:rPr>
+                <w:rFonts w:ascii="Microsoft YaHei" w:hAnsi="Microsoft YaHei" w:eastAsia="Microsoft YaHei"/>
+                <w:b/>
+                <w:color w:val="000000"/>
+                <w:sz w:val="16"/>
+              </w:rPr>
+              <w:t>斩将立威</w:t>
+              <w:br/>
+              <w:t>被动</w:t>
+            </w:r>
+          </w:p>
+        </w:tc>
+        <w:tc>
+          <w:tcPr>
+            <w:tcW w:type="dxa" w:w="4003"/>
+            <w:vAlign w:val="center"/>
+            <w:tcBorders>
+              <w:top w:val="single" w:color="D9D9D9" w:sz="4"/>
+              <w:left w:val="single" w:color="D9D9D9" w:sz="4"/>
+              <w:bottom w:val="single" w:color="D9D9D9" w:sz="4"/>
+              <w:right w:val="single" w:color="D9D9D9" w:sz="4"/>
+            </w:tcBorders>
+            <w:tcMar>
+              <w:top w:w="75" w:type="dxa"/>
+              <w:left w:w="85" w:type="dxa"/>
+              <w:bottom w:w="75" w:type="dxa"/>
+              <w:right w:w="85" w:type="dxa"/>
+            </w:tcMar>
+            <w:shd w:fill="F7F9FA"/>
+          </w:tcPr>
+          <w:p>
+            <w:pPr>
+              <w:spacing w:after="0" w:line="269" w:lineRule="auto"/>
+            </w:pPr>
+            <w:r/>
+            <w:r>
+              <w:rPr>
+                <w:rFonts w:ascii="Microsoft YaHei" w:hAnsi="Microsoft YaHei" w:eastAsia="Microsoft YaHei"/>
+                <w:b w:val="0"/>
+                <w:color w:val="000000"/>
+                <w:sz w:val="16"/>
+              </w:rPr>
+              <w:t>每次成功斩杀后，关羽与本队存活小兵的攻击速度提高 20%，持续 4 秒。重复触发刷新时长，不叠加。</w:t>
+            </w:r>
+          </w:p>
+        </w:tc>
+        <w:tc>
+          <w:tcPr>
+            <w:tcW w:type="dxa" w:w="3974"/>
+            <w:vAlign w:val="center"/>
+            <w:tcBorders>
+              <w:top w:val="single" w:color="D9D9D9" w:sz="4"/>
+              <w:left w:val="single" w:color="D9D9D9" w:sz="4"/>
+              <w:bottom w:val="single" w:color="D9D9D9" w:sz="4"/>
+              <w:right w:val="single" w:color="D9D9D9" w:sz="4"/>
+            </w:tcBorders>
+            <w:tcMar>
+              <w:top w:w="75" w:type="dxa"/>
+              <w:left w:w="85" w:type="dxa"/>
+              <w:bottom w:w="75" w:type="dxa"/>
+              <w:right w:w="85" w:type="dxa"/>
+            </w:tcMar>
+            <w:shd w:fill="F7F9FA"/>
+          </w:tcPr>
+          <w:p>
+            <w:pPr>
+              <w:spacing w:after="0" w:line="269" w:lineRule="auto"/>
+            </w:pPr>
+            <w:r/>
+            <w:r>
+              <w:rPr>
+                <w:rFonts w:ascii="Microsoft YaHei" w:hAnsi="Microsoft YaHei" w:eastAsia="Microsoft YaHei"/>
+                <w:b w:val="0"/>
+                <w:color w:val="000000"/>
+                <w:sz w:val="16"/>
+              </w:rPr>
+              <w:t>成功斩杀后，关羽与本队存活小兵攻速提高20%，持续4秒；刷新不叠加。</w:t>
+            </w:r>
+          </w:p>
+        </w:tc>
+      </w:tr>
+      <w:tr>
+        <w:trPr>
+          <w:cantSplit/>
+        </w:trPr>
+        <w:tc>
+          <w:tcPr>
+            <w:tcW w:type="dxa" w:w="720"/>
+            <w:vAlign w:val="center"/>
+            <w:tcBorders>
+              <w:top w:val="single" w:color="D9D9D9" w:sz="4"/>
+              <w:left w:val="single" w:color="D9D9D9" w:sz="4"/>
+              <w:bottom w:val="single" w:color="D9D9D9" w:sz="4"/>
+              <w:right w:val="single" w:color="D9D9D9" w:sz="4"/>
+            </w:tcBorders>
+            <w:tcMar>
+              <w:top w:w="75" w:type="dxa"/>
+              <w:left w:w="85" w:type="dxa"/>
+              <w:bottom w:w="75" w:type="dxa"/>
+              <w:right w:w="85" w:type="dxa"/>
+            </w:tcMar>
+          </w:tcPr>
+          <w:p>
+            <w:pPr>
+              <w:spacing w:after="0" w:line="269" w:lineRule="auto"/>
+              <w:jc w:val="center"/>
+            </w:pPr>
+            <w:r/>
+            <w:r>
+              <w:rPr>
+                <w:rFonts w:ascii="Microsoft YaHei" w:hAnsi="Microsoft YaHei" w:eastAsia="Microsoft YaHei"/>
+                <w:b w:val="0"/>
+                <w:color w:val="000000"/>
+                <w:sz w:val="16"/>
+              </w:rPr>
+              <w:t>5 星</w:t>
+            </w:r>
+          </w:p>
+        </w:tc>
+        <w:tc>
+          <w:tcPr>
+            <w:tcW w:type="dxa" w:w="1584"/>
+            <w:vAlign w:val="center"/>
+            <w:tcBorders>
+              <w:top w:val="single" w:color="D9D9D9" w:sz="4"/>
+              <w:left w:val="single" w:color="D9D9D9" w:sz="4"/>
+              <w:bottom w:val="single" w:color="D9D9D9" w:sz="4"/>
+              <w:right w:val="single" w:color="D9D9D9" w:sz="4"/>
+            </w:tcBorders>
+            <w:tcMar>
+              <w:top w:w="75" w:type="dxa"/>
+              <w:left w:w="85" w:type="dxa"/>
+              <w:bottom w:w="75" w:type="dxa"/>
+              <w:right w:w="85" w:type="dxa"/>
+            </w:tcMar>
+          </w:tcPr>
+          <w:p>
+            <w:pPr>
+              <w:spacing w:after="0" w:line="269" w:lineRule="auto"/>
+            </w:pPr>
+            <w:r/>
+            <w:r>
+              <w:rPr>
+                <w:rFonts w:ascii="Microsoft YaHei" w:hAnsi="Microsoft YaHei" w:eastAsia="Microsoft YaHei"/>
+                <w:b/>
+                <w:color w:val="000000"/>
+                <w:sz w:val="16"/>
+              </w:rPr>
+              <w:t>破阵绝击</w:t>
+              <w:br/>
+              <w:t>主动</w:t>
+            </w:r>
+          </w:p>
+        </w:tc>
+        <w:tc>
+          <w:tcPr>
+            <w:tcW w:type="dxa" w:w="4003"/>
+            <w:vAlign w:val="center"/>
+            <w:tcBorders>
+              <w:top w:val="single" w:color="D9D9D9" w:sz="4"/>
+              <w:left w:val="single" w:color="D9D9D9" w:sz="4"/>
+              <w:bottom w:val="single" w:color="D9D9D9" w:sz="4"/>
+              <w:right w:val="single" w:color="D9D9D9" w:sz="4"/>
+            </w:tcBorders>
+            <w:tcMar>
+              <w:top w:w="75" w:type="dxa"/>
+              <w:left w:w="85" w:type="dxa"/>
+              <w:bottom w:w="75" w:type="dxa"/>
+              <w:right w:w="85" w:type="dxa"/>
+            </w:tcMar>
+          </w:tcPr>
+          <w:p>
+            <w:pPr>
+              <w:spacing w:after="0" w:line="269" w:lineRule="auto"/>
+            </w:pPr>
+            <w:r/>
+            <w:r>
+              <w:rPr>
+                <w:rFonts w:ascii="Microsoft YaHei" w:hAnsi="Microsoft YaHei" w:eastAsia="Microsoft YaHei"/>
+                <w:b w:val="0"/>
+                <w:color w:val="000000"/>
+                <w:sz w:val="16"/>
+              </w:rPr>
+              <w:t>对当前目标造成 250% 攻击的物理伤害；目标在伤害结算前带有护盾时，本次伤害提高 50%。只攻击当前目标，不直接删除护盾。冷却 16 秒；无合法目标时不施放。</w:t>
+            </w:r>
+          </w:p>
+        </w:tc>
+        <w:tc>
+          <w:tcPr>
+            <w:tcW w:type="dxa" w:w="3974"/>
+            <w:vAlign w:val="center"/>
+            <w:tcBorders>
+              <w:top w:val="single" w:color="D9D9D9" w:sz="4"/>
+              <w:left w:val="single" w:color="D9D9D9" w:sz="4"/>
+              <w:bottom w:val="single" w:color="D9D9D9" w:sz="4"/>
+              <w:right w:val="single" w:color="D9D9D9" w:sz="4"/>
+            </w:tcBorders>
+            <w:tcMar>
+              <w:top w:w="75" w:type="dxa"/>
+              <w:left w:w="85" w:type="dxa"/>
+              <w:bottom w:w="75" w:type="dxa"/>
+              <w:right w:w="85" w:type="dxa"/>
+            </w:tcMar>
+          </w:tcPr>
+          <w:p>
+            <w:pPr>
+              <w:spacing w:after="0" w:line="269" w:lineRule="auto"/>
+            </w:pPr>
+            <w:r/>
+            <w:r>
+              <w:rPr>
+                <w:rFonts w:ascii="Microsoft YaHei" w:hAnsi="Microsoft YaHei" w:eastAsia="Microsoft YaHei"/>
+                <w:b w:val="0"/>
+                <w:color w:val="000000"/>
+                <w:sz w:val="16"/>
+              </w:rPr>
+              <w:t>对当前目标造成250%攻击的物理伤害；目标有护盾时伤害提高50%。冷却16秒。</w:t>
+            </w:r>
+          </w:p>
+        </w:tc>
+      </w:tr>
+      <w:tr>
+        <w:trPr>
+          <w:cantSplit/>
+        </w:trPr>
+        <w:tc>
+          <w:tcPr>
+            <w:tcW w:type="dxa" w:w="720"/>
+            <w:vAlign w:val="center"/>
+            <w:tcBorders>
+              <w:top w:val="single" w:color="D9D9D9" w:sz="4"/>
+              <w:left w:val="single" w:color="D9D9D9" w:sz="4"/>
+              <w:bottom w:val="single" w:color="D9D9D9" w:sz="4"/>
+              <w:right w:val="single" w:color="D9D9D9" w:sz="4"/>
+            </w:tcBorders>
+            <w:tcMar>
+              <w:top w:w="75" w:type="dxa"/>
+              <w:left w:w="85" w:type="dxa"/>
+              <w:bottom w:w="75" w:type="dxa"/>
+              <w:right w:w="85" w:type="dxa"/>
+            </w:tcMar>
+            <w:shd w:fill="F7F9FA"/>
+          </w:tcPr>
+          <w:p>
+            <w:pPr>
+              <w:spacing w:after="0" w:line="269" w:lineRule="auto"/>
+              <w:jc w:val="center"/>
+            </w:pPr>
+            <w:r/>
+            <w:r>
+              <w:rPr>
+                <w:rFonts w:ascii="Microsoft YaHei" w:hAnsi="Microsoft YaHei" w:eastAsia="Microsoft YaHei"/>
+                <w:b w:val="0"/>
+                <w:color w:val="000000"/>
+                <w:sz w:val="16"/>
+              </w:rPr>
+              <w:t>6 星</w:t>
+            </w:r>
+          </w:p>
+        </w:tc>
+        <w:tc>
+          <w:tcPr>
+            <w:tcW w:type="dxa" w:w="1584"/>
+            <w:vAlign w:val="center"/>
+            <w:tcBorders>
+              <w:top w:val="single" w:color="D9D9D9" w:sz="4"/>
+              <w:left w:val="single" w:color="D9D9D9" w:sz="4"/>
+              <w:bottom w:val="single" w:color="D9D9D9" w:sz="4"/>
+              <w:right w:val="single" w:color="D9D9D9" w:sz="4"/>
+            </w:tcBorders>
+            <w:tcMar>
+              <w:top w:w="75" w:type="dxa"/>
+              <w:left w:w="85" w:type="dxa"/>
+              <w:bottom w:w="75" w:type="dxa"/>
+              <w:right w:w="85" w:type="dxa"/>
+            </w:tcMar>
+            <w:shd w:fill="F7F9FA"/>
+          </w:tcPr>
+          <w:p>
+            <w:pPr>
+              <w:spacing w:after="0" w:line="269" w:lineRule="auto"/>
+            </w:pPr>
+            <w:r/>
+            <w:r>
+              <w:rPr>
+                <w:rFonts w:ascii="Microsoft YaHei" w:hAnsi="Microsoft YaHei" w:eastAsia="Microsoft YaHei"/>
+                <w:b/>
+                <w:color w:val="000000"/>
+                <w:sz w:val="16"/>
+              </w:rPr>
+              <w:t>武圣再临</w:t>
+              <w:br/>
+              <w:t>被动</w:t>
+            </w:r>
+          </w:p>
+        </w:tc>
+        <w:tc>
+          <w:tcPr>
+            <w:tcW w:type="dxa" w:w="4003"/>
+            <w:vAlign w:val="center"/>
+            <w:tcBorders>
+              <w:top w:val="single" w:color="D9D9D9" w:sz="4"/>
+              <w:left w:val="single" w:color="D9D9D9" w:sz="4"/>
+              <w:bottom w:val="single" w:color="D9D9D9" w:sz="4"/>
+              <w:right w:val="single" w:color="D9D9D9" w:sz="4"/>
+            </w:tcBorders>
+            <w:tcMar>
+              <w:top w:w="75" w:type="dxa"/>
+              <w:left w:w="85" w:type="dxa"/>
+              <w:bottom w:w="75" w:type="dxa"/>
+              <w:right w:w="85" w:type="dxa"/>
+            </w:tcMar>
+            <w:shd w:fill="F7F9FA"/>
+          </w:tcPr>
+          <w:p>
+            <w:pPr>
+              <w:spacing w:after="0" w:line="269" w:lineRule="auto"/>
+            </w:pPr>
+            <w:r/>
+            <w:r>
+              <w:rPr>
+                <w:rFonts w:ascii="Microsoft YaHei" w:hAnsi="Microsoft YaHei" w:eastAsia="Microsoft YaHei"/>
+                <w:b w:val="0"/>
+                <w:color w:val="000000"/>
+                <w:sz w:val="16"/>
+              </w:rPr>
+              <w:t>武威强化的主动技能成功命中后，该技能本次冷却时间减半。每次强化只触发一次，不因多段伤害或命中多人重复触发；适用于任意武威强化主动，不专门绑定 5 星技能。</w:t>
+            </w:r>
+          </w:p>
+        </w:tc>
+        <w:tc>
+          <w:tcPr>
+            <w:tcW w:type="dxa" w:w="3974"/>
+            <w:vAlign w:val="center"/>
+            <w:tcBorders>
+              <w:top w:val="single" w:color="D9D9D9" w:sz="4"/>
+              <w:left w:val="single" w:color="D9D9D9" w:sz="4"/>
+              <w:bottom w:val="single" w:color="D9D9D9" w:sz="4"/>
+              <w:right w:val="single" w:color="D9D9D9" w:sz="4"/>
+            </w:tcBorders>
+            <w:tcMar>
+              <w:top w:w="75" w:type="dxa"/>
+              <w:left w:w="85" w:type="dxa"/>
+              <w:bottom w:w="75" w:type="dxa"/>
+              <w:right w:w="85" w:type="dxa"/>
+            </w:tcMar>
+            <w:shd w:fill="F7F9FA"/>
+          </w:tcPr>
+          <w:p>
+            <w:pPr>
+              <w:spacing w:after="0" w:line="269" w:lineRule="auto"/>
+            </w:pPr>
+            <w:r/>
+            <w:r>
+              <w:rPr>
+                <w:rFonts w:ascii="Microsoft YaHei" w:hAnsi="Microsoft YaHei" w:eastAsia="Microsoft YaHei"/>
+                <w:b w:val="0"/>
+                <w:color w:val="000000"/>
+                <w:sz w:val="16"/>
+              </w:rPr>
+              <w:t>武威强化主动成功命中后，本次技能冷却减半；每次强化仅触发一次。</w:t>
+            </w:r>
+          </w:p>
+        </w:tc>
+      </w:tr>
+    </w:tbl>
+    <w:p>
+      <w:pPr>
+        <w:pStyle w:val="Heading2"/>
+      </w:pPr>
+      <w:r>
+        <w:t>结算与表现口径</w:t>
+      </w:r>
+    </w:p>
+    <w:p>
+      <w:r>
+        <w:t>斩杀只检查当前仇恨目标，不扫描全场、不强制换目标；普通击杀不加点。斩杀本身不是主动伤害，不消耗武威、不计算三倍暴击。满3点不储存溢出资源。强化资格在主动施放时锁定，首次有效命中时一次性消耗；进行中的技能不会因途中攒满而变成强化。所有主动按自然施放顺序承接，不指定技能优先级。</w:t>
+      </w:r>
+    </w:p>
+    <w:p>
+      <w:r>
+        <w:t>旋转每次重新筛选最多3人，强化时四次伤害均为150%攻击，同一敌人吃满合计600%；跳跃起跳锁定落点，主目标途中死亡仍落地，关羽本人实际移动并留在落点，强化落地每人660%；绝击强化伤害为750%攻击，目标带护盾时为1125%。六星对每次强化只减一次冷却。</w:t>
+      </w:r>
+    </w:p>
+    <w:p>
+      <w:r>
+        <w:t>武威在关羽身上显示0至3格，满格提示下一招强化，消耗时熄灭。斩杀、持续旋转、实际腾空与落地均须有可辨认表现。官方关羽旋转技能的可复用实例、模型动作、范围半径、跳跃时间、特效比例及工程结算尚未验证。</w:t>
+      </w:r>
+    </w:p>
+    <w:p>
+      <w:pPr>
+        <w:pStyle w:val="Heading2"/>
+      </w:pPr>
+      <w:r>
+        <w:t>获批边界</w:t>
+      </w:r>
+    </w:p>
+    <w:p>
+      <w:r>
+        <w:t>2026-10-13：本方案已审核通过。Boss生命低于10%时允许直接斩杀；纯单Boss且没有其他敌人的一波，最多获得1点武威、无法攒满3点，这是已接受的例外。普通主动仍正常工作，不另外增加普攻、定时或施法蓄能来源。本节采用近战物理、距离300、近战小兵方案；设计通过不等于已完成实装或战斗验收。</w:t>
+      </w:r>
+    </w:p>
     <w:sectPr>
       <w:pgSz w:w="12240" w:h="15840"/>
       <w:pgMar w:top="893" w:right="979" w:bottom="893" w:left="979" w:header="720" w:footer="720" w:gutter="0"/>
